--- a/astro-site/public/dl/guia-restaurante-japones/guia-restaurante-japones.docx
+++ b/astro-site/public/dl/guia-restaurante-japones/guia-restaurante-japones.docx
@@ -640,7 +640,7 @@
         <w:pStyle w:val="ListBullet"/>
       </w:pPr>
       <w:r>
-        <w:t>El Real Decreto 1420/2006 OBLIGA a congelar preventivamente todo pescado destinado a ser consumido crudo, marinado o poco hecho a -20°C durante al menos 24 horas (o -35°C durante 15 h).</w:t>
+        <w:t>El Real Decreto 1021/2022 (art. 8.1, que derogó el Real Decreto 1420/2006) y el Reglamento (CE) 853/2004 OBLIGAN a congelar preventivamente todo pescado destinado a ser consumido crudo, marinado o poco hecho a -20°C durante al menos 24 horas en todas las partes del producto (o -35°C durante al menos 15 horas).</w:t>
       </w:r>
     </w:p>
     <w:p>

--- a/astro-site/public/dl/guia-restaurante-japones/guia-restaurante-japones.docx
+++ b/astro-site/public/dl/guia-restaurante-japones/guia-restaurante-japones.docx
@@ -47,13 +47,9 @@
       </w:r>
     </w:p>
     <w:p>
-      <w:r>
-        <w:br w:type="page"/>
-      </w:r>
-    </w:p>
-    <w:p>
       <w:pPr>
         <w:pStyle w:val="Heading1"/>
+        <w:pageBreakBefore/>
       </w:pPr>
       <w:r>
         <w:t>1. Qué es un Restaurante Japonés Auténtico</w:t>
@@ -151,13 +147,9 @@
       </w:r>
     </w:p>
     <w:p>
-      <w:r>
-        <w:br w:type="page"/>
-      </w:r>
-    </w:p>
-    <w:p>
       <w:pPr>
         <w:pStyle w:val="Heading1"/>
+        <w:pageBreakBefore/>
       </w:pPr>
       <w:r>
         <w:t>2. El Mercado de la Cocina Japonesa en España 2026</w:t>
@@ -242,13 +234,9 @@
       </w:r>
     </w:p>
     <w:p>
-      <w:r>
-        <w:br w:type="page"/>
-      </w:r>
-    </w:p>
-    <w:p>
       <w:pPr>
         <w:pStyle w:val="Heading1"/>
+        <w:pageBreakBefore/>
       </w:pPr>
       <w:r>
         <w:t>3. Modelos de Negocio: Sushi-ya, Ramen, Izakaya, Omakase</w:t>
@@ -351,13 +339,9 @@
       </w:r>
     </w:p>
     <w:p>
-      <w:r>
-        <w:br w:type="page"/>
-      </w:r>
-    </w:p>
-    <w:p>
       <w:pPr>
         <w:pStyle w:val="Heading1"/>
+        <w:pageBreakBefore/>
       </w:pPr>
       <w:r>
         <w:t>4. Estudio de Viabilidad y Plan Financiero</w:t>
@@ -514,13 +498,9 @@
       </w:r>
     </w:p>
     <w:p>
-      <w:r>
-        <w:br w:type="page"/>
-      </w:r>
-    </w:p>
-    <w:p>
       <w:pPr>
         <w:pStyle w:val="Heading1"/>
+        <w:pageBreakBefore/>
       </w:pPr>
       <w:r>
         <w:t>5. Requisitos Legales en España + Normativa Anisakis</w:t>
@@ -741,13 +721,9 @@
       </w:r>
     </w:p>
     <w:p>
-      <w:r>
-        <w:br w:type="page"/>
-      </w:r>
-    </w:p>
-    <w:p>
       <w:pPr>
         <w:pStyle w:val="Heading1"/>
+        <w:pageBreakBefore/>
       </w:pPr>
       <w:r>
         <w:t>6. APPCC y Seguridad Alimentaria para Cocina Japonesa</w:t>
@@ -912,13 +888,9 @@
       </w:r>
     </w:p>
     <w:p>
-      <w:r>
-        <w:br w:type="page"/>
-      </w:r>
-    </w:p>
-    <w:p>
       <w:pPr>
         <w:pStyle w:val="Heading1"/>
+        <w:pageBreakBefore/>
       </w:pPr>
       <w:r>
         <w:t>7. Ubicación y Local</w:t>
@@ -1019,13 +991,9 @@
       </w:r>
     </w:p>
     <w:p>
-      <w:r>
-        <w:br w:type="page"/>
-      </w:r>
-    </w:p>
-    <w:p>
       <w:pPr>
         <w:pStyle w:val="Heading1"/>
+        <w:pageBreakBefore/>
       </w:pPr>
       <w:r>
         <w:t>8. Diseño de Cocina Japonesa Profesional</w:t>
@@ -1134,13 +1102,9 @@
       </w:r>
     </w:p>
     <w:p>
-      <w:r>
-        <w:br w:type="page"/>
-      </w:r>
-    </w:p>
-    <w:p>
       <w:pPr>
         <w:pStyle w:val="Heading1"/>
+        <w:pageBreakBefore/>
       </w:pPr>
       <w:r>
         <w:t>9. Equipamiento Específico de Cocina Japonesa</w:t>
@@ -1337,13 +1301,9 @@
       </w:r>
     </w:p>
     <w:p>
-      <w:r>
-        <w:br w:type="page"/>
-      </w:r>
-    </w:p>
-    <w:p>
       <w:pPr>
         <w:pStyle w:val="Heading1"/>
+        <w:pageBreakBefore/>
       </w:pPr>
       <w:r>
         <w:t>10. Diseño de Sala y Decoración Japonesa</w:t>
@@ -1492,13 +1452,9 @@
       </w:r>
     </w:p>
     <w:p>
-      <w:r>
-        <w:br w:type="page"/>
-      </w:r>
-    </w:p>
-    <w:p>
       <w:pPr>
         <w:pStyle w:val="Heading1"/>
+        <w:pageBreakBefore/>
       </w:pPr>
       <w:r>
         <w:t>11. Barra de Sake y Whisky Japonés (30-50 Referencias)</w:t>
@@ -1663,13 +1619,9 @@
       </w:r>
     </w:p>
     <w:p>
-      <w:r>
-        <w:br w:type="page"/>
-      </w:r>
-    </w:p>
-    <w:p>
       <w:pPr>
         <w:pStyle w:val="Heading1"/>
+        <w:pageBreakBefore/>
       </w:pPr>
       <w:r>
         <w:t>12. Brigada de Cocina (8-12 personas)</w:t>
@@ -1783,13 +1735,9 @@
       </w:r>
     </w:p>
     <w:p>
-      <w:r>
-        <w:br w:type="page"/>
-      </w:r>
-    </w:p>
-    <w:p>
       <w:pPr>
         <w:pStyle w:val="Heading1"/>
+        <w:pageBreakBefore/>
       </w:pPr>
       <w:r>
         <w:t>13. Equipo de Sala (5-8 personas)</w:t>
@@ -1922,13 +1870,9 @@
       </w:r>
     </w:p>
     <w:p>
-      <w:r>
-        <w:br w:type="page"/>
-      </w:r>
-    </w:p>
-    <w:p>
       <w:pPr>
         <w:pStyle w:val="Heading1"/>
+        <w:pageBreakBefore/>
       </w:pPr>
       <w:r>
         <w:t>14. Menú Engineering: Sushi, Ramen, Izakaya, Robata</w:t>
@@ -2069,13 +2013,9 @@
       </w:r>
     </w:p>
     <w:p>
-      <w:r>
-        <w:br w:type="page"/>
-      </w:r>
-    </w:p>
-    <w:p>
       <w:pPr>
         <w:pStyle w:val="Heading1"/>
+        <w:pageBreakBefore/>
       </w:pPr>
       <w:r>
         <w:t>15. Proveedores de Producto Japonés en España</w:t>
@@ -2208,13 +2148,9 @@
       </w:r>
     </w:p>
     <w:p>
-      <w:r>
-        <w:br w:type="page"/>
-      </w:r>
-    </w:p>
-    <w:p>
       <w:pPr>
         <w:pStyle w:val="Heading1"/>
+        <w:pageBreakBefore/>
       </w:pPr>
       <w:r>
         <w:t>16. 15 Recetas Base con Food Cost</w:t>
@@ -2715,13 +2651,9 @@
       </w:r>
     </w:p>
     <w:p>
-      <w:r>
-        <w:br w:type="page"/>
-      </w:r>
-    </w:p>
-    <w:p>
       <w:pPr>
         <w:pStyle w:val="Heading1"/>
+        <w:pageBreakBefore/>
       </w:pPr>
       <w:r>
         <w:t>17. Delivery Optimizado para Cocina Japonesa</w:t>
@@ -2846,13 +2778,9 @@
       </w:r>
     </w:p>
     <w:p>
-      <w:r>
-        <w:br w:type="page"/>
-      </w:r>
-    </w:p>
-    <w:p>
       <w:pPr>
         <w:pStyle w:val="Heading1"/>
+        <w:pageBreakBefore/>
       </w:pPr>
       <w:r>
         <w:t>18. Marketing y Calendario Cultural Japonés</w:t>
@@ -2930,6 +2858,10 @@
     <w:p>
       <w:pPr>
         <w:pStyle w:val="ListNumber"/>
+        <w:numPr>
+          <w:ilvl w:val="0"/>
+          <w:numId w:val="10"/>
+        </w:numPr>
       </w:pPr>
       <w:r>
         <w:t>Instagram: contenido visual de sushi, ramen, itamae en barra. Reels del itamae cortando pescado son virales.</w:t>
@@ -2938,6 +2870,10 @@
     <w:p>
       <w:pPr>
         <w:pStyle w:val="ListNumber"/>
+        <w:numPr>
+          <w:ilvl w:val="0"/>
+          <w:numId w:val="10"/>
+        </w:numPr>
       </w:pPr>
       <w:r>
         <w:t>TikTok: vídeos del itamae preparando nigiri, ramen, montaje de sashimi. Alto potencial viral.</w:t>
@@ -2946,6 +2882,10 @@
     <w:p>
       <w:pPr>
         <w:pStyle w:val="ListNumber"/>
+        <w:numPr>
+          <w:ilvl w:val="0"/>
+          <w:numId w:val="10"/>
+        </w:numPr>
       </w:pPr>
       <w:r>
         <w:t>Google My Business: ficha completa con fotos profesionales, menú, reseñas.</w:t>
@@ -2954,6 +2894,10 @@
     <w:p>
       <w:pPr>
         <w:pStyle w:val="ListNumber"/>
+        <w:numPr>
+          <w:ilvl w:val="0"/>
+          <w:numId w:val="10"/>
+        </w:numPr>
       </w:pPr>
       <w:r>
         <w:t>TheFork / TripAdvisor: perfiles con fotos y respuesta a reseñas (crítico para japonés premium).</w:t>
@@ -2962,6 +2906,10 @@
     <w:p>
       <w:pPr>
         <w:pStyle w:val="ListNumber"/>
+        <w:numPr>
+          <w:ilvl w:val="0"/>
+          <w:numId w:val="10"/>
+        </w:numPr>
       </w:pPr>
       <w:r>
         <w:t>Web propia: menú, historia, reservas online, carta de sakes y whiskies.</w:t>
@@ -3025,13 +2973,9 @@
       </w:r>
     </w:p>
     <w:p>
-      <w:r>
-        <w:br w:type="page"/>
-      </w:r>
-    </w:p>
-    <w:p>
       <w:pPr>
         <w:pStyle w:val="Heading1"/>
+        <w:pageBreakBefore/>
       </w:pPr>
       <w:r>
         <w:t>19. Tecnología para Restaurante Japonés</w:t>
@@ -3124,13 +3068,9 @@
       </w:r>
     </w:p>
     <w:p>
-      <w:r>
-        <w:br w:type="page"/>
-      </w:r>
-    </w:p>
-    <w:p>
       <w:pPr>
         <w:pStyle w:val="Heading1"/>
+        <w:pageBreakBefore/>
       </w:pPr>
       <w:r>
         <w:t>20. Plan de Acción: De la Idea a la Inauguración</w:t>
@@ -3247,7 +3187,7 @@
       </w:r>
     </w:p>
     <w:sectPr>
-      <w:pgSz w:w="12240" w:h="15840"/>
+      <w:pgSz w:w="11906" w:h="16838"/>
       <w:pgMar w:top="1440" w:right="1800" w:bottom="1440" w:left="1800" w:header="720" w:footer="720" w:gutter="0"/>
       <w:cols w:space="720"/>
       <w:docGrid w:linePitch="360"/>
@@ -3455,6 +3395,12 @@
   </w:num>
   <w:num w:numId="9">
     <w:abstractNumId w:val="0"/>
+  </w:num>
+  <w:num w:numId="10">
+    <w:abstractNumId w:val="7"/>
+    <w:lvlOverride w:ilvl="0">
+      <w:startOverride w:val="1"/>
+    </w:lvlOverride>
   </w:num>
 </w:numbering>
 </file>
